--- a/docs/導入マニュアル.docx
+++ b/docs/導入マニュアル.docx
@@ -61,6 +61,30 @@
           <w:szCs w:val="20"/>
         </w:rPr>
         <w:t xml:space="preserve">対象: 導入担当者（Azure / Microsoft 365 管理者）と利用者</w:t>
+      </w:r>
+    </w:p>
+    <w:p>
+      <w:pPr>
+        <w:spacing w:before="200"/>
+        <w:jc w:val="center"/>
+      </w:pPr>
+      <w:r>
+        <w:rPr>
+          <w:rFonts w:ascii="Yu Gothic" w:cs="Yu Gothic" w:eastAsia="Yu Gothic" w:hAnsi="Yu Gothic"/>
+          <w:color w:val="64748B"/>
+          <w:sz w:val="20"/>
+          <w:szCs w:val="20"/>
+        </w:rPr>
+        <w:t xml:space="preserve">ソースコード: </w:t>
+      </w:r>
+      <w:r>
+        <w:rPr>
+          <w:rFonts w:ascii="Yu Gothic" w:cs="Yu Gothic" w:eastAsia="Yu Gothic" w:hAnsi="Yu Gothic"/>
+          <w:color w:val="2C5D8F"/>
+          <w:sz w:val="20"/>
+          <w:szCs w:val="20"/>
+        </w:rPr>
+        <w:t xml:space="preserve">https://github.com/TimewitchJP/free-slot-finder</w:t>
       </w:r>
     </w:p>
     <w:p>
@@ -380,6 +404,97 @@
           <w:szCs w:val="21"/>
         </w:rPr>
         <w:t xml:space="preserve"> 依存ライブラリ（MSAL）は同梱しているので、社内ネットワークでも動きます。</w:t>
+      </w:r>
+    </w:p>
+    <w:p>
+      <w:pPr>
+        <w:pStyle w:val="Heading2"/>
+        <w:spacing w:after="120" w:before="280"/>
+      </w:pPr>
+      <w:r>
+        <w:rPr>
+          <w:rFonts w:ascii="Yu Gothic" w:cs="Yu Gothic" w:eastAsia="Yu Gothic" w:hAnsi="Yu Gothic"/>
+          <w:b/>
+          <w:bCs/>
+          <w:color w:val="1A3A5C"/>
+          <w:sz w:val="26"/>
+          <w:szCs w:val="26"/>
+        </w:rPr>
+        <w:t xml:space="preserve">1.2 入手先</w:t>
+      </w:r>
+    </w:p>
+    <w:p>
+      <w:pPr>
+        <w:spacing w:after="120"/>
+      </w:pPr>
+      <w:r>
+        <w:rPr>
+          <w:rFonts w:ascii="Yu Gothic" w:cs="Yu Gothic" w:eastAsia="Yu Gothic" w:hAnsi="Yu Gothic"/>
+          <w:sz w:val="21"/>
+          <w:szCs w:val="21"/>
+        </w:rPr>
+        <w:t xml:space="preserve">ソースコードは GitHub で公開しています。誰でも取得でき、GitHub アカウントは不要です。</w:t>
+      </w:r>
+    </w:p>
+    <w:p>
+      <w:pPr>
+        <w:spacing w:after="120"/>
+      </w:pPr>
+      <w:r>
+        <w:rPr>
+          <w:rFonts w:ascii="Yu Gothic" w:cs="Yu Gothic" w:eastAsia="Yu Gothic" w:hAnsi="Yu Gothic"/>
+          <w:color w:val="2C5D8F"/>
+          <w:sz w:val="21"/>
+          <w:szCs w:val="21"/>
+        </w:rPr>
+        <w:t xml:space="preserve">https://github.com/TimewitchJP/free-slot-finder</w:t>
+      </w:r>
+    </w:p>
+    <w:p>
+      <w:pPr>
+        <w:spacing w:after="120"/>
+      </w:pPr>
+      <w:r>
+        <w:rPr>
+          <w:rFonts w:ascii="Yu Gothic" w:cs="Yu Gothic" w:eastAsia="Yu Gothic" w:hAnsi="Yu Gothic"/>
+          <w:sz w:val="21"/>
+          <w:szCs w:val="21"/>
+        </w:rPr>
+        <w:t xml:space="preserve">「Code」ボタンから ZIP でダウンロードするか、</w:t>
+      </w:r>
+      <w:r>
+        <w:rPr>
+          <w:rFonts w:ascii="Consolas" w:cs="Consolas" w:eastAsia="Consolas" w:hAnsi="Consolas"/>
+          <w:sz w:val="19"/>
+          <w:szCs w:val="19"/>
+          <w:shd w:fill="F2F4F7" w:val="clear"/>
+        </w:rPr>
+        <w:t xml:space="preserve">git clone</w:t>
+      </w:r>
+      <w:r>
+        <w:rPr>
+          <w:rFonts w:ascii="Yu Gothic" w:cs="Yu Gothic" w:eastAsia="Yu Gothic" w:hAnsi="Yu Gothic"/>
+          <w:sz w:val="21"/>
+          <w:szCs w:val="21"/>
+        </w:rPr>
+        <w:t xml:space="preserve"> で取得してください。テナント固有の設定（</w:t>
+      </w:r>
+      <w:r>
+        <w:rPr>
+          <w:rFonts w:ascii="Consolas" w:cs="Consolas" w:eastAsia="Consolas" w:hAnsi="Consolas"/>
+          <w:sz w:val="19"/>
+          <w:szCs w:val="19"/>
+          <w:shd w:fill="F2F4F7" w:val="clear"/>
+        </w:rPr>
+        <w:t xml:space="preserve">config.js</w:t>
+      </w:r>
+      <w:r>
+        <w:rPr>
+          <w:rFonts w:ascii="Yu Gothic" w:cs="Yu Gothic" w:eastAsia="Yu Gothic" w:hAnsi="Yu Gothic"/>
+          <w:sz w:val="21"/>
+          <w:szCs w:val="21"/>
+        </w:rPr>
+        <w:t xml:space="preserve">）はリポジトリに含まれていないため、導入時にご自身の環境の値で生成します（3章）。</w:t>
       </w:r>
     </w:p>
     <w:p>
@@ -860,7 +975,7 @@
           <w:sz w:val="19"/>
           <w:szCs w:val="19"/>
         </w:rPr>
-        <w:t xml:space="preserve">git clone &lt;リポジトリの URL&gt;</w:t>
+        <w:t xml:space="preserve">git clone https://github.com/TimewitchJP/free-slot-finder.git</w:t>
       </w:r>
     </w:p>
     <w:p>
